--- a/Target Folder/QA-Files/zh-CN/Strip and control insert_EN.docx
+++ b/Target Folder/QA-Files/zh-CN/Strip and control insert_EN.docx
@@ -12,7 +12,7 @@
     <w:p>
       <w:r>
         <w:rPr/>
-        <w:t xml:space="preserve">如果结果持续超出印刷范围，请联系本说明书末尾列出的授权</w:t>
+        <w:t xml:space="preserve">如果结果持续超出印刷范围，请联系本说明书末尾的授权</w:t>
       </w:r>
     </w:p>
     <w:p>
@@ -30,7 +30,7 @@
       </w:pPr>
       <w:r>
         <w:rPr/>
-        <w:t xml:space="preserve">干扰研究采用 2 种乳酸浓度水平（15 和 24 mg/dL）进行。这些样品中的每一个都分为测试池和对照池，并将每种潜在的内源性和外源性干扰物质添加到测试池中。每种物质至少测试了 2 种浓度。以下干扰物可能会影响测试结果。如果您正在服用下表所列药物，则不得使用 THE EDGE 血糖乳酸监测系统检测您的血糖乳酸水平。</w:t>
+        <w:t xml:space="preserve">对 2 个乳酸浓度水平（15 和 24 mg/dL）进行了干扰研究。这些样本中的每一个都被分成一个测试池和一个对照池，并将每种潜在的内源性和外源性干扰物质添加到测试池中。每种物质均经过至少 2 个浓度的测试。以下干扰物可能会影响测试结果。如果您正在服用下表中列出的药物，则不得使用 THE EDGE 血糖乳酸监测系统来测试您的血糖乳酸水平。</w:t>
       </w:r>
     </w:p>
     <w:p>
@@ -43,13 +43,13 @@
     <w:p>
       <w:r>
         <w:rPr/>
-        <w:t xml:space="preserve">如果您的读数高于或低于您预期的血糖乳酸规定范围</w:t>
-      </w:r>
-    </w:p>
-    <w:p>
-      <w:r>
-        <w:rPr/>
-        <w:t xml:space="preserve">值，请重复测试。如果您的症状与结果不符，或者您的结果持续超出预期血糖乳酸值，请在未咨询医生或医疗保健专业人员的情况下，不要根据测试结果改变您的治疗方案。</w:t>
+        <w:t xml:space="preserve">如果您的读数高于或低于您预期的血糖乳酸</w:t>
+      </w:r>
+    </w:p>
+    <w:p>
+      <w:r>
+        <w:rPr/>
+        <w:t xml:space="preserve">值规定范围，请重复测试。如果您的症状与结果不符，或者您的结果持续超出预期的血糖乳酸值，请在未咨询医生或医疗专业人员之前，不要根据测试结果自行改变治疗方案</w:t>
       </w:r>
     </w:p>
     <w:p/>
@@ -57,7 +57,7 @@
     <w:p>
       <w:r>
         <w:rPr/>
-        <w:t xml:space="preserve">3 批次的 THE EDGE 血糖乳酸试纸用于批内重复性研究。使用肝素管中的静脉血，乳酸水平分为 5 个等级进行测试。</w:t>
+        <w:t xml:space="preserve">3 批 THE EDGE 血糖乳酸试纸用于批内重复性研究。使用肝素管中的静脉血，乳酸水平分为 5 个等级进行测试。</w:t>
       </w:r>
     </w:p>
     <w:p>
@@ -69,27 +69,27 @@
     <w:p>
       <w:r>
         <w:rPr/>
-        <w:t xml:space="preserve">如下表所示：</w:t>
+        <w:t xml:space="preserve">如以下表格所示：</w:t>
       </w:r>
     </w:p>
     <w:p/>
     <w:p>
       <w:r>
         <w:rPr/>
-        <w:t xml:space="preserve">3 批次的 THE EDGE 血糖乳酸试纸用于中间精密度研究。准备了 3 种水平的对照品用于乳酸测试，并由多位用户每天测量一次，持续 10 天。操作员每隔一天更换。每个水平获得了 300 个数据点，如下表所示：</w:t>
+        <w:t xml:space="preserve">3 批 THE EDGE 血糖乳酸试纸用于中间精密度研究。制备了 3 个水平的对照物质用于乳酸测试，并由多名用户每天测量一次，持续 10 天。操作员每隔一天轮换。每个水平获得 300 个数据点，如以下表格所示：</w:t>
       </w:r>
     </w:p>
     <w:p/>
     <w:p>
       <w:r>
         <w:rPr/>
-        <w:t xml:space="preserve">溯源性</w:t>
-      </w:r>
-    </w:p>
-    <w:p>
-      <w:r>
-        <w:rPr/>
-        <w:t xml:space="preserve">该系统使用 AU480 化学分析仪测定的参考血浆值进行校准。AU480 化学分析仪使用一系列可追溯到重量标准品的标准品进行校准。</w:t>
+        <w:t xml:space="preserve">可追溯性</w:t>
+      </w:r>
+    </w:p>
+    <w:p>
+      <w:r>
+        <w:rPr/>
+        <w:t xml:space="preserve">该系统使用 AU480 化学分析仪测定的参考血浆值进行校准。AU480 化学分析仪使用一系列可溯源至重量标准品的标准品进行校准。</w:t>
       </w:r>
     </w:p>
     <w:p/>
@@ -128,7 +128,6 @@
               <w:bottom w:val="single" w:sz="4" w:space="0" w:color="auto"/>
               <w:right w:val="single" w:sz="4" w:space="0" w:color="auto"/>
             </w:tcBorders>
-            <w:shd w:val="clear" w:color="auto" w:fill="auto"/>
             <w:vAlign w:val="center"/>
             <w:hideMark/>
           </w:tcPr>
@@ -161,7 +160,6 @@
               <w:bottom w:val="single" w:sz="4" w:space="0" w:color="auto"/>
               <w:right w:val="single" w:sz="4" w:space="0" w:color="auto"/>
             </w:tcBorders>
-            <w:shd w:val="clear" w:color="auto" w:fill="auto"/>
             <w:vAlign w:val="center"/>
             <w:hideMark/>
           </w:tcPr>
@@ -194,7 +192,6 @@
               <w:bottom w:val="single" w:sz="4" w:space="0" w:color="auto"/>
               <w:right w:val="single" w:sz="4" w:space="0" w:color="auto"/>
             </w:tcBorders>
-            <w:shd w:val="clear" w:color="auto" w:fill="auto"/>
             <w:vAlign w:val="center"/>
             <w:hideMark/>
           </w:tcPr>
@@ -227,7 +224,6 @@
               <w:bottom w:val="single" w:sz="4" w:space="0" w:color="auto"/>
               <w:right w:val="single" w:sz="4" w:space="0" w:color="auto"/>
             </w:tcBorders>
-            <w:shd w:val="clear" w:color="auto" w:fill="auto"/>
             <w:vAlign w:val="center"/>
             <w:hideMark/>
           </w:tcPr>
@@ -260,7 +256,6 @@
               <w:bottom w:val="single" w:sz="4" w:space="0" w:color="auto"/>
               <w:right w:val="single" w:sz="4" w:space="0" w:color="auto"/>
             </w:tcBorders>
-            <w:shd w:val="clear" w:color="auto" w:fill="auto"/>
             <w:vAlign w:val="center"/>
             <w:hideMark/>
           </w:tcPr>
@@ -287,7 +282,7 @@
     <w:p>
       <w:r>
         <w:rPr/>
-        <w:t xml:space="preserve">乳酸浓度由 AU480 化学分析仪校准，并可追溯到重量标准。</w:t>
+        <w:t xml:space="preserve">乳酸浓度由 AU480 化学分析仪校准，可追溯至重量标准品。</w:t>
       </w:r>
     </w:p>
     <w:sectPr>
